--- a/tools/candidates/s1-oplata-za-raboty/06-uvedomlenie-o-prosrochke.docx
+++ b/tools/candidates/s1-oplata-za-raboty/06-uvedomlenie-o-prosrochke.docx
@@ -705,7 +705,7 @@
           <w:b w:val="0"/>
           <w:i w:val="0"/>
         </w:rPr>
-        <w:t>Срок оплаты по п. {{ПУНКТ_ДОГОВОРА_ОБ_ОПЛАТЕ}} договора истёк {{ДАТА}}. Задолженность на {{ДАТА_ДОКУМЕНТА}} составляет {{СУММА_ДОЛГА}} руб. (реестр взаиморасчётов прилагается).</w:t>
+        <w:t>Срок оплаты по п. {{ПУНКТ_ДОГОВОРА_ОБ_ОПЛАТЕ}} договора истёк по каждому акту в дату, указанную в таблице. Задолженность на {{ДАТА_ДОКУМЕНТА}} составляет {{СУММА_ДОЛГА}} руб. (реестр взаиморасчётов прилагается).</w:t>
       </w:r>
     </w:p>
     <w:p>
@@ -732,7 +732,7 @@
           <w:b w:val="0"/>
           <w:i w:val="0"/>
         </w:rPr>
-        <w:t>Приложение: реестр взаиморасчётов на {{ДАТА}} (выгрузка из файла 04).</w:t>
+        <w:t>Приложение: реестр взаиморасчётов на {{ДАТА}}.</w:t>
       </w:r>
     </w:p>
     <w:p>
@@ -742,6 +742,23 @@
           <w:i w:val="0"/>
         </w:rPr>
         <w:t>{{ДОЛЖНОСТЬ_ПОДПИСАНТА}}, {{ОСНОВАНИЕ_ПОЛНОМОЧИЙ}}  _______________  / {{ФИО}} /</w:t>
+      </w:r>
+    </w:p>
+    <w:p>
+      <w:pPr>
+        <w:pStyle w:val="Heading1"/>
+      </w:pPr>
+      <w:r>
+        <w:t>Как подготовить приложение</w:t>
+      </w:r>
+    </w:p>
+    <w:p>
+      <w:r>
+        <w:rPr>
+          <w:b w:val="0"/>
+          <w:i w:val="0"/>
+        </w:rPr>
+        <w:t>Приложение — лист «Взаиморасчёты» файла 04, только заполненные строки. Выделите шапку таблицы и строки с операциями (колонки A–J), затем напечатайте или сохраните в PDF только выделенное: в Calc — «Файл → Экспорт в PDF → Выделение», в Excel — «Печать → Напечатать выделенный фрагмент». Свод справа (колонки L–M) прикладывать не нужно.</w:t>
       </w:r>
     </w:p>
     <w:p>

--- a/tools/candidates/s1-oplata-za-raboty/06-uvedomlenie-o-prosrochke.docx
+++ b/tools/candidates/s1-oplata-za-raboty/06-uvedomlenie-o-prosrochke.docx
@@ -714,7 +714,7 @@
           <w:b w:val="0"/>
           <w:i w:val="0"/>
         </w:rPr>
-        <w:t>Просим оплатить задолженность в срок до {{ДАТА}} по реквизитам: {{БАНКОВСКИЕ_РЕКВИЗИТЫ}}. Если у Заказчика есть возражения по сумме, просим сообщить их письменно в тот же срок.</w:t>
+        <w:t>Просим оплатить задолженность в срок до {{ДАТА_ОПЛАТЫ_ПО_ТРЕБОВАНИЮ}} по реквизитам: {{БАНКОВСКИЕ_РЕКВИЗИТЫ}}. Если у Заказчика есть возражения по сумме, просим сообщить их письменно в тот же срок.</w:t>
       </w:r>
     </w:p>
     <w:p>
@@ -732,7 +732,7 @@
           <w:b w:val="0"/>
           <w:i w:val="0"/>
         </w:rPr>
-        <w:t>Приложение: реестр взаиморасчётов на {{ДАТА}}.</w:t>
+        <w:t>Приложение: реестр взаиморасчётов на {{ДАТА_РЕЕСТРА_ВЗАИМОРАСЧЁТОВ}}.</w:t>
       </w:r>
     </w:p>
     <w:p>

--- a/tools/candidates/s1-oplata-za-raboty/06-uvedomlenie-o-prosrochke.docx
+++ b/tools/candidates/s1-oplata-za-raboty/06-uvedomlenie-o-prosrochke.docx
@@ -794,7 +794,7 @@
       </w:r>
     </w:p>
     <w:sectPr>
-      <w:pgSz w:w="12240" w:h="15840"/>
+      <w:pgSz w:w="11906" w:h="16838"/>
       <w:pgMar w:top="1440" w:right="1800" w:bottom="1440" w:left="1800" w:header="720" w:footer="720" w:gutter="0"/>
       <w:cols w:space="720"/>
       <w:docGrid w:linePitch="360"/>

--- a/tools/candidates/s1-oplata-za-raboty/06-uvedomlenie-o-prosrochke.docx
+++ b/tools/candidates/s1-oplata-za-raboty/06-uvedomlenie-o-prosrochke.docx
@@ -2,41 +2,6 @@
 <file path=word/document.xml><?xml version="1.0" encoding="utf-8"?>
 <w:document xmlns:wpc="http://schemas.microsoft.com/office/word/2010/wordprocessingCanvas" xmlns:mo="http://schemas.microsoft.com/office/mac/office/2008/main" xmlns:mc="http://schemas.openxmlformats.org/markup-compatibility/2006" xmlns:mv="urn:schemas-microsoft-com:mac:vml" xmlns:o="urn:schemas-microsoft-com:office:office" xmlns:r="http://schemas.openxmlformats.org/officeDocument/2006/relationships" xmlns:m="http://schemas.openxmlformats.org/officeDocument/2006/math" xmlns:v="urn:schemas-microsoft-com:vml" xmlns:wp14="http://schemas.microsoft.com/office/word/2010/wordprocessingDrawing" xmlns:wp="http://schemas.openxmlformats.org/drawingml/2006/wordprocessingDrawing" xmlns:w10="urn:schemas-microsoft-com:office:word" xmlns:w="http://schemas.openxmlformats.org/wordprocessingml/2006/main" xmlns:w14="http://schemas.microsoft.com/office/word/2010/wordml" xmlns:wpg="http://schemas.microsoft.com/office/word/2010/wordprocessingGroup" xmlns:wpi="http://schemas.microsoft.com/office/word/2010/wordprocessingInk" xmlns:wne="http://schemas.microsoft.com/office/word/2006/wordml" xmlns:wps="http://schemas.microsoft.com/office/word/2010/wordprocessingShape" mc:Ignorable="w14 wp14">
   <w:body>
-    <w:p>
-      <w:pPr>
-        <w:pStyle w:val="Title"/>
-      </w:pPr>
-      <w:r>
-        <w:t>Уведомление о просрочке оплаты</w:t>
-      </w:r>
-    </w:p>
-    <w:p>
-      <w:r>
-        <w:rPr>
-          <w:i/>
-        </w:rPr>
-        <w:t>Файл 06. Первое письменное требование после просрочки. Короче претензии; может направляться до неё. Если в письме есть основание, сумма, срок и последствия — суд может оценить его и как претензию, но надёжнее пройти шаг 10.</w:t>
-      </w:r>
-    </w:p>
-    <w:p>
-      <w:r>
-        <w:rPr>
-          <w:b/>
-        </w:rPr>
-        <w:t xml:space="preserve">Важно, прочитайте до использования. </w:t>
-      </w:r>
-      <w:r>
-        <w:t>Это рабочий шаблон, а не юридическая консультация и не гарантия взыскания. Система рассчитана на одну ситуацию: работы приняты заказчиком, срок оплаты истёк, оплаты нет или она частичная. Если работы не приняты, система не подходит: сначала нужна приёмка работ по договору. Приоритет всегда у условий вашего договора. Если заказчик удерживает оплату, заявляет зачёт, неустойку, недостатки или встречное требование, оспаривает подпись или объёмы, направил мотивированный отказ, работы сданы односторонним актом, в долге есть допработы без соглашения или есть признаки банкротства — это границы системы: откройте файл 01 и действуйте по строке своей границы. Ставок, сроков и размеров пошлин числом в тексте нет намеренно: они меняются, а файл сам не обновляется — берите их из названного источника на дату документа.</w:t>
-      </w:r>
-    </w:p>
-    <w:p>
-      <w:r>
-        <w:rPr>
-          <w:i/>
-        </w:rPr>
-        <w:t>Редакция-кандидат. Правовые ссылки этой редакции не прошли юридическую приёмку; перед применением сверьте их с действующей редакцией закона.</w:t>
-      </w:r>
-    </w:p>
     <w:p>
       <w:r>
         <w:rPr>
@@ -744,55 +709,6 @@
         <w:t>{{ДОЛЖНОСТЬ_ПОДПИСАНТА}}, {{ОСНОВАНИЕ_ПОЛНОМОЧИЙ}}  _______________  / {{ФИО}} /</w:t>
       </w:r>
     </w:p>
-    <w:p>
-      <w:pPr>
-        <w:pStyle w:val="Heading1"/>
-      </w:pPr>
-      <w:r>
-        <w:t>Как подготовить приложение</w:t>
-      </w:r>
-    </w:p>
-    <w:p>
-      <w:r>
-        <w:rPr>
-          <w:b w:val="0"/>
-          <w:i w:val="0"/>
-        </w:rPr>
-        <w:t>Приложение — лист «Взаиморасчёты» файла 04, только заполненные строки. Выделите шапку таблицы и строки с операциями (колонки A–J), затем напечатайте или сохраните в PDF только выделенное: в Calc — «Файл → Экспорт в PDF → Выделение», в Excel — «Печать → Напечатать выделенный фрагмент». Свод справа (колонки L–M) прикладывать не нужно.</w:t>
-      </w:r>
-    </w:p>
-    <w:p>
-      <w:pPr>
-        <w:pStyle w:val="Heading1"/>
-      </w:pPr>
-      <w:r>
-        <w:t>После отправки</w:t>
-      </w:r>
-    </w:p>
-    <w:p>
-      <w:pPr>
-        <w:pStyle w:val="ListBullet"/>
-      </w:pPr>
-      <w:r>
-        <w:t>Направьте способом из файла 07; строка в файле 04, лист «Реестр передачи», с доказательством.</w:t>
-      </w:r>
-    </w:p>
-    <w:p>
-      <w:pPr>
-        <w:pStyle w:val="ListBullet"/>
-      </w:pPr>
-      <w:r>
-        <w:t>Строка в листе «Контроль ответа» (файл 02) со сроком ответа.</w:t>
-      </w:r>
-    </w:p>
-    <w:p>
-      <w:pPr>
-        <w:pStyle w:val="ListBullet"/>
-      </w:pPr>
-      <w:r>
-        <w:t>Звонок контактному лицу; итог — письмом «по итогам разговора фиксируем…».</w:t>
-      </w:r>
-    </w:p>
     <w:sectPr>
       <w:pgSz w:w="11906" w:h="16838"/>
       <w:pgMar w:top="1440" w:right="1800" w:bottom="1440" w:left="1800" w:header="720" w:footer="720" w:gutter="0"/>
